--- a/fixtures/agentify/clean/conventions.docx
+++ b/fixtures/agentify/clean/conventions.docx
@@ -1,6 +1,6 @@
 
 <file path=word/document.xml><?xml version="1.0" encoding="utf-8"?>
-<w:document xmlns:w="http://schemas.openxmlformats.org/wordprocessingml/2006/main" xmlns:r="http://schemas.openxmlformats.org/officeDocument/2006/relationships">
+<w:document xmlns:w="http://schemas.openxmlformats.org/wordprocessingml/2006/main" xmlns:r="http://schemas.openxmlformats.org/officeDocument/2006/relationships" xmlns:wp="http://schemas.openxmlformats.org/drawingml/2006/wordprocessingDrawing">
   <w:body>
     <w:p>
       <w:pPr>
@@ -101,11 +101,11 @@
 </file>
 
 <file path=word/numbering.xml><?xml version="1.0" encoding="utf-8"?>
-<w:numbering xmlns:w="http://schemas.openxmlformats.org/wordprocessingml/2006/main" xmlns:r="http://schemas.openxmlformats.org/officeDocument/2006/relationships"/>
+<w:numbering xmlns:w="http://schemas.openxmlformats.org/wordprocessingml/2006/main" xmlns:r="http://schemas.openxmlformats.org/officeDocument/2006/relationships" xmlns:wp="http://schemas.openxmlformats.org/drawingml/2006/wordprocessingDrawing"/>
 </file>
 
 <file path=word/styles.xml><?xml version="1.0" encoding="utf-8"?>
-<w:styles xmlns:w="http://schemas.openxmlformats.org/wordprocessingml/2006/main" xmlns:r="http://schemas.openxmlformats.org/officeDocument/2006/relationships">
+<w:styles xmlns:w="http://schemas.openxmlformats.org/wordprocessingml/2006/main" xmlns:r="http://schemas.openxmlformats.org/officeDocument/2006/relationships" xmlns:wp="http://schemas.openxmlformats.org/drawingml/2006/wordprocessingDrawing">
   <w:docDefaults>
     <w:rPrDefault>
       <w:rPr>
@@ -240,6 +240,41 @@
     <w:basedOn w:val="Normal"/>
     <w:rPr>
       <w:rFonts w:ascii="Consolas" w:hAnsi="Consolas"/>
+    </w:rPr>
+  </w:style>
+  <w:style w:type="paragraph" w:styleId="DefinitionTerm">
+    <w:name w:val="Definition Term"/>
+    <w:basedOn w:val="Normal"/>
+    <w:rPr>
+      <w:b/>
+    </w:rPr>
+  </w:style>
+  <w:style w:type="paragraph" w:styleId="Definition">
+    <w:name w:val="Definition"/>
+    <w:basedOn w:val="Normal"/>
+    <w:pPr>
+      <w:ind w:left="720"/>
+    </w:pPr>
+  </w:style>
+  <w:style w:type="paragraph" w:styleId="ImageCaption">
+    <w:name w:val="Image Caption"/>
+    <w:basedOn w:val="Caption"/>
+  </w:style>
+  <w:style w:type="paragraph" w:styleId="TableCaption">
+    <w:name w:val="Table Caption"/>
+    <w:basedOn w:val="Caption"/>
+  </w:style>
+  <w:style w:type="paragraph" w:styleId="FootnoteText">
+    <w:name w:val="Footnote Text"/>
+    <w:basedOn w:val="Normal"/>
+    <w:rPr>
+      <w:sz w:val="18"/>
+    </w:rPr>
+  </w:style>
+  <w:style w:type="character" w:styleId="FootnoteReference">
+    <w:name w:val="Footnote Reference"/>
+    <w:rPr>
+      <w:vertAlign w:val="superscript"/>
     </w:rPr>
   </w:style>
   <w:style w:type="character" w:styleId="Hyperlink">
